--- a/word/Demand_supply_analysis.docx
+++ b/word/Demand_supply_analysis.docx
@@ -486,7 +486,7 @@
               <w:rPr>
                 <w:sz w:val="16"/>
               </w:rPr>
-              <w:t>1605.2</w:t>
+              <w:t>1604.5</w:t>
             </w:r>
           </w:p>
         </w:tc>
@@ -499,7 +499,7 @@
               <w:rPr>
                 <w:sz w:val="16"/>
               </w:rPr>
-              <w:t>1172.2</w:t>
+              <w:t>1171.6</w:t>
             </w:r>
           </w:p>
         </w:tc>
@@ -605,7 +605,7 @@
               <w:rPr>
                 <w:sz w:val="16"/>
               </w:rPr>
-              <w:t>1890.5</w:t>
+              <w:t>1889.5</w:t>
             </w:r>
           </w:p>
         </w:tc>
@@ -618,7 +618,7 @@
               <w:rPr>
                 <w:sz w:val="16"/>
               </w:rPr>
-              <w:t>1229.1</w:t>
+              <w:t>1228.5</w:t>
             </w:r>
           </w:p>
         </w:tc>
@@ -724,7 +724,7 @@
               <w:rPr>
                 <w:sz w:val="16"/>
               </w:rPr>
-              <w:t>1974.4</w:t>
+              <w:t>1973.3</w:t>
             </w:r>
           </w:p>
         </w:tc>
@@ -737,7 +737,7 @@
               <w:rPr>
                 <w:sz w:val="16"/>
               </w:rPr>
-              <w:t>1249.0</w:t>
+              <w:t>1248.3</w:t>
             </w:r>
           </w:p>
         </w:tc>
@@ -843,7 +843,7 @@
               <w:rPr>
                 <w:sz w:val="16"/>
               </w:rPr>
-              <w:t>1926.7</w:t>
+              <w:t>1925.7</w:t>
             </w:r>
           </w:p>
         </w:tc>
@@ -856,7 +856,7 @@
               <w:rPr>
                 <w:sz w:val="16"/>
               </w:rPr>
-              <w:t>1239.8</w:t>
+              <w:t>1239.2</w:t>
             </w:r>
           </w:p>
         </w:tc>
@@ -962,7 +962,7 @@
               <w:rPr>
                 <w:sz w:val="16"/>
               </w:rPr>
-              <w:t>1986.5</w:t>
+              <w:t>1985.4</w:t>
             </w:r>
           </w:p>
         </w:tc>
@@ -975,7 +975,7 @@
               <w:rPr>
                 <w:sz w:val="16"/>
               </w:rPr>
-              <w:t>1252.6</w:t>
+              <w:t>1251.9</w:t>
             </w:r>
           </w:p>
         </w:tc>
@@ -998,7 +998,7 @@
         <w:t>combined_high_demand</w:t>
       </w:r>
       <w:r>
-        <w:t xml:space="preserve"> (Combined high demand (all three aligned)) reaches 1986 end-year jobs and £1252.6m discounted GVA (vs 1605 jobs / £1172.2m at today's demand). The EU CRMA scarcity premium improves recovery economics, and a community-benefit + high-ESG stance brings the contested primary deposit (Dalradian) forward.</w:t>
+        <w:t xml:space="preserve"> (Combined high demand (all three aligned)) reaches 1985 end-year jobs and £1251.9m discounted GVA (vs 1604 jobs / £1171.6m at today's demand). The EU CRMA scarcity premium improves recovery economics, and a community-benefit + high-ESG stance brings the contested primary deposit (Dalradian) forward.</w:t>
       </w:r>
     </w:p>
     <w:p>
@@ -1028,7 +1028,7 @@
         <w:rPr>
           <w:b/>
         </w:rPr>
-        <w:t>1540–2400</w:t>
+        <w:t>1539–2398</w:t>
       </w:r>
       <w:r>
         <w:t xml:space="preserve"> (central 1890) and discounted GVA across </w:t>
@@ -1037,10 +1037,10 @@
         <w:rPr>
           <w:b/>
         </w:rPr>
-        <w:t>£1147–1350m</w:t>
+        <w:t>£1146–1349m</w:t>
       </w:r>
       <w:r>
-        <w:t xml:space="preserve"> (central £1229m). Varying *only lithium* (the steepest, most uncertain CAGR) ±50% moves GVA only £1211–1268m — small, because lithium's NI tonnage base is tiny vs copper/aluminium. </w:t>
+        <w:t xml:space="preserve"> (central £1228m). Varying *only lithium* (the steepest, most uncertain CAGR) ±50% moves GVA only £1211–1268m — small, because lithium's NI tonnage base is tiny vs copper/aluminium. </w:t>
       </w:r>
       <w:r>
         <w:rPr>
@@ -1171,7 +1171,7 @@
               <w:rPr>
                 <w:sz w:val="16"/>
               </w:rPr>
-              <w:t>0.467</w:t>
+              <w:t>0.468</w:t>
             </w:r>
           </w:p>
         </w:tc>
@@ -1184,7 +1184,7 @@
               <w:rPr>
                 <w:sz w:val="16"/>
               </w:rPr>
-              <w:t>1539.9</w:t>
+              <w:t>1539.3</w:t>
             </w:r>
           </w:p>
         </w:tc>
@@ -1197,7 +1197,7 @@
               <w:rPr>
                 <w:sz w:val="16"/>
               </w:rPr>
-              <w:t>1146.9</w:t>
+              <w:t>1146.4</w:t>
             </w:r>
           </w:p>
         </w:tc>
@@ -1251,7 +1251,7 @@
               <w:rPr>
                 <w:sz w:val="16"/>
               </w:rPr>
-              <w:t>1842.3</w:t>
+              <w:t>1841.3</w:t>
             </w:r>
           </w:p>
         </w:tc>
@@ -1264,7 +1264,7 @@
               <w:rPr>
                 <w:sz w:val="16"/>
               </w:rPr>
-              <w:t>1211.4</w:t>
+              <w:t>1210.8</w:t>
             </w:r>
           </w:p>
         </w:tc>
@@ -1318,7 +1318,7 @@
               <w:rPr>
                 <w:sz w:val="16"/>
               </w:rPr>
-              <w:t>1890.5</w:t>
+              <w:t>1889.5</w:t>
             </w:r>
           </w:p>
         </w:tc>
@@ -1331,7 +1331,7 @@
               <w:rPr>
                 <w:sz w:val="16"/>
               </w:rPr>
-              <w:t>1229.1</w:t>
+              <w:t>1228.5</w:t>
             </w:r>
           </w:p>
         </w:tc>
@@ -1385,7 +1385,7 @@
               <w:rPr>
                 <w:sz w:val="16"/>
               </w:rPr>
-              <w:t>2002.5</w:t>
+              <w:t>2001.2</w:t>
             </w:r>
           </w:p>
         </w:tc>
@@ -1398,7 +1398,7 @@
               <w:rPr>
                 <w:sz w:val="16"/>
               </w:rPr>
-              <w:t>1268.3</w:t>
+              <w:t>1267.6</w:t>
             </w:r>
           </w:p>
         </w:tc>
@@ -1452,7 +1452,7 @@
               <w:rPr>
                 <w:sz w:val="16"/>
               </w:rPr>
-              <w:t>2400.1</w:t>
+              <w:t>2398.4</w:t>
             </w:r>
           </w:p>
         </w:tc>
@@ -1465,7 +1465,7 @@
               <w:rPr>
                 <w:sz w:val="16"/>
               </w:rPr>
-              <w:t>1349.6</w:t>
+              <w:t>1348.8</w:t>
             </w:r>
           </w:p>
         </w:tc>

--- a/word/Demand_supply_analysis.docx
+++ b/word/Demand_supply_analysis.docx
@@ -1965,7 +1965,7 @@
               <w:rPr>
                 <w:sz w:val="16"/>
               </w:rPr>
-              <w:t>256.0</w:t>
+              <w:t>203.0</w:t>
             </w:r>
           </w:p>
         </w:tc>
@@ -1991,7 +1991,7 @@
               <w:rPr>
                 <w:sz w:val="16"/>
               </w:rPr>
-              <w:t>1.56</w:t>
+              <w:t>1.971</w:t>
             </w:r>
           </w:p>
         </w:tc>

--- a/word/Demand_supply_analysis.docx
+++ b/word/Demand_supply_analysis.docx
@@ -110,6 +110,637 @@
       </w:r>
       <w:r>
         <w:t xml:space="preserve"> The annex's cumulative UK demand at 2024/2027/2030/2035 is differenced to implied annual demand, and an annual-demand CAGR is taken over the ~7-yr gap between the first and last windows: Lithium 26%, Nickel 11%, Aluminium 9%, Cobalt 9%, REE_magnet 9%, Copper 4%. These cross-check against IEA net-zero (copper ~2x, lithium ~9x by 2040). The Industrial-Strategy run weights Cu/REE up 15% (clean-energy/defence emphasis); the CRMA run adds a 10% EU pull + scarcity price premium; demand plateaus after 2035.</w:t>
+      </w:r>
+    </w:p>
+    <w:p>
+      <w:r>
+        <w:rPr>
+          <w:b/>
+        </w:rPr>
+        <w:t>Annex 2035 cumulative-demand anchors (UK, tonnes)</w:t>
+      </w:r>
+      <w:r>
+        <w:t xml:space="preserve"> — now in </w:t>
+      </w:r>
+      <w:r>
+        <w:rPr>
+          <w:rFonts w:ascii="Consolas" w:hAnsi="Consolas"/>
+        </w:rPr>
+        <w:t>data_register.csv</w:t>
+      </w:r>
+      <w:r>
+        <w:t xml:space="preserve"> with provenance; these are the calibration target, not simple growth proxies:</w:t>
+      </w:r>
+    </w:p>
+    <w:tbl>
+      <w:tblPr>
+        <w:tblStyle w:val="LightGrid-Accent1"/>
+        <w:tblW w:type="auto" w:w="0"/>
+        <w:tblLayout w:type="autofit"/>
+        <w:tblLook w:firstColumn="1" w:firstRow="1" w:lastColumn="0" w:lastRow="0" w:noHBand="0" w:noVBand="1" w:val="04A0"/>
+      </w:tblPr>
+      <w:tblGrid>
+        <w:gridCol w:w="1440"/>
+        <w:gridCol w:w="1440"/>
+        <w:gridCol w:w="1440"/>
+        <w:gridCol w:w="1440"/>
+        <w:gridCol w:w="1440"/>
+        <w:gridCol w:w="1440"/>
+      </w:tblGrid>
+      <w:tr>
+        <w:tc>
+          <w:tcPr>
+            <w:tcW w:type="dxa" w:w="1440"/>
+          </w:tcPr>
+          <w:p>
+            <w:r>
+              <w:rPr>
+                <w:b/>
+                <w:sz w:val="16"/>
+              </w:rPr>
+              <w:t>mineral</w:t>
+            </w:r>
+          </w:p>
+        </w:tc>
+        <w:tc>
+          <w:tcPr>
+            <w:tcW w:type="dxa" w:w="1440"/>
+          </w:tcPr>
+          <w:p>
+            <w:r>
+              <w:rPr>
+                <w:b/>
+                <w:sz w:val="16"/>
+              </w:rPr>
+              <w:t>2024</w:t>
+            </w:r>
+          </w:p>
+        </w:tc>
+        <w:tc>
+          <w:tcPr>
+            <w:tcW w:type="dxa" w:w="1440"/>
+          </w:tcPr>
+          <w:p>
+            <w:r>
+              <w:rPr>
+                <w:b/>
+                <w:sz w:val="16"/>
+              </w:rPr>
+              <w:t>2027</w:t>
+            </w:r>
+          </w:p>
+        </w:tc>
+        <w:tc>
+          <w:tcPr>
+            <w:tcW w:type="dxa" w:w="1440"/>
+          </w:tcPr>
+          <w:p>
+            <w:r>
+              <w:rPr>
+                <w:b/>
+                <w:sz w:val="16"/>
+              </w:rPr>
+              <w:t>2030</w:t>
+            </w:r>
+          </w:p>
+        </w:tc>
+        <w:tc>
+          <w:tcPr>
+            <w:tcW w:type="dxa" w:w="1440"/>
+          </w:tcPr>
+          <w:p>
+            <w:r>
+              <w:rPr>
+                <w:b/>
+                <w:sz w:val="16"/>
+              </w:rPr>
+              <w:t>2035 (cumulative t)</w:t>
+            </w:r>
+          </w:p>
+        </w:tc>
+        <w:tc>
+          <w:tcPr>
+            <w:tcW w:type="dxa" w:w="1440"/>
+          </w:tcPr>
+          <w:p>
+            <w:r>
+              <w:rPr>
+                <w:b/>
+                <w:sz w:val="16"/>
+              </w:rPr>
+              <w:t>derived annual CAGR</w:t>
+            </w:r>
+          </w:p>
+        </w:tc>
+      </w:tr>
+      <w:tr>
+        <w:tc>
+          <w:tcPr>
+            <w:tcW w:type="dxa" w:w="1440"/>
+          </w:tcPr>
+          <w:p>
+            <w:r>
+              <w:rPr>
+                <w:sz w:val="16"/>
+              </w:rPr>
+              <w:t>Copper</w:t>
+            </w:r>
+          </w:p>
+        </w:tc>
+        <w:tc>
+          <w:tcPr>
+            <w:tcW w:type="dxa" w:w="1440"/>
+          </w:tcPr>
+          <w:p>
+            <w:r>
+              <w:rPr>
+                <w:sz w:val="16"/>
+              </w:rPr>
+              <w:t>178,400</w:t>
+            </w:r>
+          </w:p>
+        </w:tc>
+        <w:tc>
+          <w:tcPr>
+            <w:tcW w:type="dxa" w:w="1440"/>
+          </w:tcPr>
+          <w:p>
+            <w:r>
+              <w:rPr>
+                <w:sz w:val="16"/>
+              </w:rPr>
+              <w:t>922,200</w:t>
+            </w:r>
+          </w:p>
+        </w:tc>
+        <w:tc>
+          <w:tcPr>
+            <w:tcW w:type="dxa" w:w="1440"/>
+          </w:tcPr>
+          <w:p>
+            <w:r>
+              <w:rPr>
+                <w:sz w:val="16"/>
+              </w:rPr>
+              <w:t>1,953,000</w:t>
+            </w:r>
+          </w:p>
+        </w:tc>
+        <w:tc>
+          <w:tcPr>
+            <w:tcW w:type="dxa" w:w="1440"/>
+          </w:tcPr>
+          <w:p>
+            <w:r>
+              <w:rPr>
+                <w:b/>
+                <w:sz w:val="16"/>
+              </w:rPr>
+              <w:t>3,619,000</w:t>
+            </w:r>
+          </w:p>
+        </w:tc>
+        <w:tc>
+          <w:tcPr>
+            <w:tcW w:type="dxa" w:w="1440"/>
+          </w:tcPr>
+          <w:p>
+            <w:r>
+              <w:rPr>
+                <w:sz w:val="16"/>
+              </w:rPr>
+              <w:t>4.3%</w:t>
+            </w:r>
+          </w:p>
+        </w:tc>
+      </w:tr>
+      <w:tr>
+        <w:tc>
+          <w:tcPr>
+            <w:tcW w:type="dxa" w:w="1440"/>
+          </w:tcPr>
+          <w:p>
+            <w:r>
+              <w:rPr>
+                <w:sz w:val="16"/>
+              </w:rPr>
+              <w:t>Lithium</w:t>
+            </w:r>
+          </w:p>
+        </w:tc>
+        <w:tc>
+          <w:tcPr>
+            <w:tcW w:type="dxa" w:w="1440"/>
+          </w:tcPr>
+          <w:p>
+            <w:r>
+              <w:rPr>
+                <w:sz w:val="16"/>
+              </w:rPr>
+              <w:t>2,525</w:t>
+            </w:r>
+          </w:p>
+        </w:tc>
+        <w:tc>
+          <w:tcPr>
+            <w:tcW w:type="dxa" w:w="1440"/>
+          </w:tcPr>
+          <w:p>
+            <w:r>
+              <w:rPr>
+                <w:sz w:val="16"/>
+              </w:rPr>
+              <w:t>28,680</w:t>
+            </w:r>
+          </w:p>
+        </w:tc>
+        <w:tc>
+          <w:tcPr>
+            <w:tcW w:type="dxa" w:w="1440"/>
+          </w:tcPr>
+          <w:p>
+            <w:r>
+              <w:rPr>
+                <w:sz w:val="16"/>
+              </w:rPr>
+              <w:t>113,400</w:t>
+            </w:r>
+          </w:p>
+        </w:tc>
+        <w:tc>
+          <w:tcPr>
+            <w:tcW w:type="dxa" w:w="1440"/>
+          </w:tcPr>
+          <w:p>
+            <w:r>
+              <w:rPr>
+                <w:b/>
+                <w:sz w:val="16"/>
+              </w:rPr>
+              <w:t>339,200</w:t>
+            </w:r>
+          </w:p>
+        </w:tc>
+        <w:tc>
+          <w:tcPr>
+            <w:tcW w:type="dxa" w:w="1440"/>
+          </w:tcPr>
+          <w:p>
+            <w:r>
+              <w:rPr>
+                <w:sz w:val="16"/>
+              </w:rPr>
+              <w:t>26.5%</w:t>
+            </w:r>
+          </w:p>
+        </w:tc>
+      </w:tr>
+      <w:tr>
+        <w:tc>
+          <w:tcPr>
+            <w:tcW w:type="dxa" w:w="1440"/>
+          </w:tcPr>
+          <w:p>
+            <w:r>
+              <w:rPr>
+                <w:sz w:val="16"/>
+              </w:rPr>
+              <w:t>Nickel</w:t>
+            </w:r>
+          </w:p>
+        </w:tc>
+        <w:tc>
+          <w:tcPr>
+            <w:tcW w:type="dxa" w:w="1440"/>
+          </w:tcPr>
+          <w:p>
+            <w:r>
+              <w:rPr>
+                <w:sz w:val="16"/>
+              </w:rPr>
+              <w:t>50,430</w:t>
+            </w:r>
+          </w:p>
+        </w:tc>
+        <w:tc>
+          <w:tcPr>
+            <w:tcW w:type="dxa" w:w="1440"/>
+          </w:tcPr>
+          <w:p>
+            <w:r>
+              <w:rPr>
+                <w:sz w:val="16"/>
+              </w:rPr>
+              <w:t>182,700</w:t>
+            </w:r>
+          </w:p>
+        </w:tc>
+        <w:tc>
+          <w:tcPr>
+            <w:tcW w:type="dxa" w:w="1440"/>
+          </w:tcPr>
+          <w:p>
+            <w:r>
+              <w:rPr>
+                <w:sz w:val="16"/>
+              </w:rPr>
+              <w:t>416,100</w:t>
+            </w:r>
+          </w:p>
+        </w:tc>
+        <w:tc>
+          <w:tcPr>
+            <w:tcW w:type="dxa" w:w="1440"/>
+          </w:tcPr>
+          <w:p>
+            <w:r>
+              <w:rPr>
+                <w:b/>
+                <w:sz w:val="16"/>
+              </w:rPr>
+              <w:t>867,200</w:t>
+            </w:r>
+          </w:p>
+        </w:tc>
+        <w:tc>
+          <w:tcPr>
+            <w:tcW w:type="dxa" w:w="1440"/>
+          </w:tcPr>
+          <w:p>
+            <w:r>
+              <w:rPr>
+                <w:sz w:val="16"/>
+              </w:rPr>
+              <w:t>10.8%</w:t>
+            </w:r>
+          </w:p>
+        </w:tc>
+      </w:tr>
+      <w:tr>
+        <w:tc>
+          <w:tcPr>
+            <w:tcW w:type="dxa" w:w="1440"/>
+          </w:tcPr>
+          <w:p>
+            <w:r>
+              <w:rPr>
+                <w:sz w:val="16"/>
+              </w:rPr>
+              <w:t>Cobalt</w:t>
+            </w:r>
+          </w:p>
+        </w:tc>
+        <w:tc>
+          <w:tcPr>
+            <w:tcW w:type="dxa" w:w="1440"/>
+          </w:tcPr>
+          <w:p>
+            <w:r>
+              <w:rPr>
+                <w:sz w:val="16"/>
+              </w:rPr>
+              <w:t>6,089</w:t>
+            </w:r>
+          </w:p>
+        </w:tc>
+        <w:tc>
+          <w:tcPr>
+            <w:tcW w:type="dxa" w:w="1440"/>
+          </w:tcPr>
+          <w:p>
+            <w:r>
+              <w:rPr>
+                <w:sz w:val="16"/>
+              </w:rPr>
+              <w:t>34,010</w:t>
+            </w:r>
+          </w:p>
+        </w:tc>
+        <w:tc>
+          <w:tcPr>
+            <w:tcW w:type="dxa" w:w="1440"/>
+          </w:tcPr>
+          <w:p>
+            <w:r>
+              <w:rPr>
+                <w:sz w:val="16"/>
+              </w:rPr>
+              <w:t>76,610</w:t>
+            </w:r>
+          </w:p>
+        </w:tc>
+        <w:tc>
+          <w:tcPr>
+            <w:tcW w:type="dxa" w:w="1440"/>
+          </w:tcPr>
+          <w:p>
+            <w:r>
+              <w:rPr>
+                <w:b/>
+                <w:sz w:val="16"/>
+              </w:rPr>
+              <w:t>163,000</w:t>
+            </w:r>
+          </w:p>
+        </w:tc>
+        <w:tc>
+          <w:tcPr>
+            <w:tcW w:type="dxa" w:w="1440"/>
+          </w:tcPr>
+          <w:p>
+            <w:r>
+              <w:rPr>
+                <w:sz w:val="16"/>
+              </w:rPr>
+              <w:t>9.2%</w:t>
+            </w:r>
+          </w:p>
+        </w:tc>
+      </w:tr>
+      <w:tr>
+        <w:tc>
+          <w:tcPr>
+            <w:tcW w:type="dxa" w:w="1440"/>
+          </w:tcPr>
+          <w:p>
+            <w:r>
+              <w:rPr>
+                <w:sz w:val="16"/>
+              </w:rPr>
+              <w:t>Aluminium</w:t>
+            </w:r>
+          </w:p>
+        </w:tc>
+        <w:tc>
+          <w:tcPr>
+            <w:tcW w:type="dxa" w:w="1440"/>
+          </w:tcPr>
+          <w:p>
+            <w:r>
+              <w:rPr>
+                <w:sz w:val="16"/>
+              </w:rPr>
+              <w:t>578,300</w:t>
+            </w:r>
+          </w:p>
+        </w:tc>
+        <w:tc>
+          <w:tcPr>
+            <w:tcW w:type="dxa" w:w="1440"/>
+          </w:tcPr>
+          <w:p>
+            <w:r>
+              <w:rPr>
+                <w:sz w:val="16"/>
+              </w:rPr>
+              <w:t>1,875,000</w:t>
+            </w:r>
+          </w:p>
+        </w:tc>
+        <w:tc>
+          <w:tcPr>
+            <w:tcW w:type="dxa" w:w="1440"/>
+          </w:tcPr>
+          <w:p>
+            <w:r>
+              <w:rPr>
+                <w:sz w:val="16"/>
+              </w:rPr>
+              <w:t>3,966,000</w:t>
+            </w:r>
+          </w:p>
+        </w:tc>
+        <w:tc>
+          <w:tcPr>
+            <w:tcW w:type="dxa" w:w="1440"/>
+          </w:tcPr>
+          <w:p>
+            <w:r>
+              <w:rPr>
+                <w:b/>
+                <w:sz w:val="16"/>
+              </w:rPr>
+              <w:t>8,003,000</w:t>
+            </w:r>
+          </w:p>
+        </w:tc>
+        <w:tc>
+          <w:tcPr>
+            <w:tcW w:type="dxa" w:w="1440"/>
+          </w:tcPr>
+          <w:p>
+            <w:r>
+              <w:rPr>
+                <w:sz w:val="16"/>
+              </w:rPr>
+              <w:t>9.3%</w:t>
+            </w:r>
+          </w:p>
+        </w:tc>
+      </w:tr>
+      <w:tr>
+        <w:tc>
+          <w:tcPr>
+            <w:tcW w:type="dxa" w:w="1440"/>
+          </w:tcPr>
+          <w:p>
+            <w:r>
+              <w:rPr>
+                <w:sz w:val="16"/>
+              </w:rPr>
+              <w:t>REE_magnet</w:t>
+            </w:r>
+          </w:p>
+        </w:tc>
+        <w:tc>
+          <w:tcPr>
+            <w:tcW w:type="dxa" w:w="1440"/>
+          </w:tcPr>
+          <w:p>
+            <w:r>
+              <w:rPr>
+                <w:sz w:val="16"/>
+              </w:rPr>
+              <w:t>1,161</w:t>
+            </w:r>
+          </w:p>
+        </w:tc>
+        <w:tc>
+          <w:tcPr>
+            <w:tcW w:type="dxa" w:w="1440"/>
+          </w:tcPr>
+          <w:p>
+            <w:r>
+              <w:rPr>
+                <w:sz w:val="16"/>
+              </w:rPr>
+              <w:t>7,788</w:t>
+            </w:r>
+          </w:p>
+        </w:tc>
+        <w:tc>
+          <w:tcPr>
+            <w:tcW w:type="dxa" w:w="1440"/>
+          </w:tcPr>
+          <w:p>
+            <w:r>
+              <w:rPr>
+                <w:sz w:val="16"/>
+              </w:rPr>
+              <w:t>18,020</w:t>
+            </w:r>
+          </w:p>
+        </w:tc>
+        <w:tc>
+          <w:tcPr>
+            <w:tcW w:type="dxa" w:w="1440"/>
+          </w:tcPr>
+          <w:p>
+            <w:r>
+              <w:rPr>
+                <w:b/>
+                <w:sz w:val="16"/>
+              </w:rPr>
+              <w:t>37,940</w:t>
+            </w:r>
+          </w:p>
+        </w:tc>
+        <w:tc>
+          <w:tcPr>
+            <w:tcW w:type="dxa" w:w="1440"/>
+          </w:tcPr>
+          <w:p>
+            <w:r>
+              <w:rPr>
+                <w:sz w:val="16"/>
+              </w:rPr>
+              <w:t>8.8%</w:t>
+            </w:r>
+          </w:p>
+        </w:tc>
+      </w:tr>
+    </w:tbl>
+    <w:p>
+      <w:r>
+        <w:t xml:space="preserve">*Copper is a UK </w:t>
+      </w:r>
+      <w:r>
+        <w:rPr>
+          <w:b/>
+        </w:rPr>
+        <w:t>growth</w:t>
+      </w:r>
+      <w:r>
+        <w:t xml:space="preserve"> mineral (the largest-tonnage entry), not a current UK critical mineral — so the demand basket spans </w:t>
+      </w:r>
+      <w:r>
+        <w:rPr>
+          <w:b/>
+        </w:rPr>
+        <w:t>critical &amp; growth minerals</w:t>
+      </w:r>
+      <w:r>
+        <w:t>.*</w:t>
       </w:r>
     </w:p>
     <w:p>
